--- a/anexos/ANEXO_C_Solicitud_activacion.docx
+++ b/anexos/ANEXO_C_Solicitud_activacion.docx
@@ -45,7 +45,7 @@
           <w:color w:val="000000"/>
           <w:sz w:val="21"/>
         </w:rPr>
-        <w:t>Cómo usarlo: copia el texto, completa los corchetes y entrégalo por el canal establecido —correo, canal interno o registro— guardando siempre copia y acuse. La versión editable (Word) se descarga desde el QR.</w:t>
+        <w:t>Cómo usarlo: copia el texto, completa los corchetes y entrégalo por el canal establecido —correo, canal interno o registro— guardando siempre copia y acuse. La plantilla editable está disponible mediante el enlace al repositorio al final del libro.</w:t>
       </w:r>
     </w:p>
     <w:p>
